--- a/Code/BandInfoForm/tools/doc_templates/FSQ Single Band Advance.docx
+++ b/Code/BandInfoForm/tools/doc_templates/FSQ Single Band Advance.docx
@@ -861,34 +861,89 @@
                   <w:pPr>
                     <w:spacing w:after="30"/>
                   </w:pPr>
-                  <w:r>
-                    <w:rPr>
-                      <w:rFonts w:ascii="Times New Roman" w:cs="Times New Roman" w:eastAsia="Times New Roman" w:hAnsi="Times New Roman"/>
-                      <w:b w:val="false"/>
-                      <w:bCs w:val="false"/>
-                      <w:i w:val="false"/>
-                      <w:iCs w:val="false"/>
-                      <w:sz w:val="20"/>
-                      <w:szCs w:val="20"/>
-                    </w:rPr>
-                    <w:t xml:space="preserve">Internal Event: ☐      Third Party Event: ☐</w:t>
-                  </w:r>
-                </w:p>
-                <w:p>
-                  <w:pPr>
-                    <w:spacing w:after="40"/>
-                  </w:pPr>
-                  <w:r>
-                    <w:rPr>
-                      <w:rFonts w:ascii="Times New Roman" w:cs="Times New Roman" w:eastAsia="Times New Roman" w:hAnsi="Times New Roman"/>
-                      <w:b w:val="false"/>
-                      <w:bCs w:val="false"/>
-                      <w:i w:val="false"/>
-                      <w:iCs w:val="false"/>
-                      <w:sz w:val="20"/>
-                      <w:szCs w:val="20"/>
-                    </w:rPr>
-                    <w:t xml:space="preserve">Are we paying the band?   Yes: ☐   No: ☐</w:t>
+                  <w:sdt>
+                    <w:sdtPr>
+                      <w:id w:val="100000000"/>
+                      <w14:checkbox>
+                        <w14:checked w14:val="0"/>
+                        <w14:checkedState w14:val="2612" w14:font="MS Gothic"/>
+                        <w14:uncheckedState w14:val="2610" w14:font="MS Gothic"/>
+                      </w14:checkbox>
+                    </w:sdtPr>
+                    <w:sdtEndPr/>
+                    <w:sdtContent>
+                      <w:r>
+                        <w:t>☐</w:t>
+                      </w:r>
+                    </w:sdtContent>
+                  </w:sdt>
+                  <w:r>
+                    <w:t xml:space="preserve"> Internal Event:     </w:t>
+                  </w:r>
+                  <w:sdt>
+                    <w:sdtPr>
+                      <w:id w:val="100000001"/>
+                      <w14:checkbox>
+                        <w14:checked w14:val="0"/>
+                        <w14:checkedState w14:val="2612" w14:font="MS Gothic"/>
+                        <w14:uncheckedState w14:val="2610" w14:font="MS Gothic"/>
+                      </w14:checkbox>
+                    </w:sdtPr>
+                    <w:sdtEndPr/>
+                    <w:sdtContent>
+                      <w:r>
+                        <w:t>☐</w:t>
+                      </w:r>
+                    </w:sdtContent>
+                  </w:sdt>
+                  <w:r>
+                    <w:t xml:space="preserve"> Third Party Event:</w:t>
+                  </w:r>
+                </w:p>
+                <w:p>
+                  <w:pPr>
+                    <w:spacing w:after="40"/>
+                  </w:pPr>
+                  <w:r>
+                    <w:t xml:space="preserve">Are we paying the band?   </w:t>
+                  </w:r>
+                  <w:sdt>
+                    <w:sdtPr>
+                      <w:id w:val="100000002"/>
+                      <w14:checkbox>
+                        <w14:checked w14:val="0"/>
+                        <w14:checkedState w14:val="2612" w14:font="MS Gothic"/>
+                        <w14:uncheckedState w14:val="2610" w14:font="MS Gothic"/>
+                      </w14:checkbox>
+                    </w:sdtPr>
+                    <w:sdtEndPr/>
+                    <w:sdtContent>
+                      <w:r>
+                        <w:t>☐</w:t>
+                      </w:r>
+                    </w:sdtContent>
+                  </w:sdt>
+                  <w:r>
+                    <w:t xml:space="preserve"> Yes     </w:t>
+                  </w:r>
+                  <w:sdt>
+                    <w:sdtPr>
+                      <w:id w:val="100000003"/>
+                      <w14:checkbox>
+                        <w14:checked w14:val="0"/>
+                        <w14:checkedState w14:val="2612" w14:font="MS Gothic"/>
+                        <w14:uncheckedState w14:val="2610" w14:font="MS Gothic"/>
+                      </w14:checkbox>
+                    </w:sdtPr>
+                    <w:sdtEndPr/>
+                    <w:sdtContent>
+                      <w:r>
+                        <w:t>☐</w:t>
+                      </w:r>
+                    </w:sdtContent>
+                  </w:sdt>
+                  <w:r>
+                    <w:t xml:space="preserve"> No</w:t>
                   </w:r>
                 </w:p>
               </w:tc>
@@ -1402,17 +1457,43 @@
                   <w:pPr>
                     <w:spacing w:after="40"/>
                   </w:pPr>
-                  <w:r>
-                    <w:rPr>
-                      <w:rFonts w:ascii="Times New Roman" w:cs="Times New Roman" w:eastAsia="Times New Roman" w:hAnsi="Times New Roman"/>
-                      <w:b w:val="false"/>
-                      <w:bCs w:val="false"/>
-                      <w:i w:val="false"/>
-                      <w:iCs w:val="false"/>
-                      <w:sz w:val="20"/>
-                      <w:szCs w:val="20"/>
-                    </w:rPr>
-                    <w:t xml:space="preserve">☐ Yes     ☐ No</w:t>
+                  <w:sdt>
+                    <w:sdtPr>
+                      <w:id w:val="100000006"/>
+                      <w14:checkbox>
+                        <w14:checked w14:val="0"/>
+                        <w14:checkedState w14:val="2612" w14:font="MS Gothic"/>
+                        <w14:uncheckedState w14:val="2610" w14:font="MS Gothic"/>
+                      </w14:checkbox>
+                    </w:sdtPr>
+                    <w:sdtEndPr/>
+                    <w:sdtContent>
+                      <w:r>
+                        <w:t>☐</w:t>
+                      </w:r>
+                    </w:sdtContent>
+                  </w:sdt>
+                  <w:r>
+                    <w:t xml:space="preserve"> Yes     </w:t>
+                  </w:r>
+                  <w:sdt>
+                    <w:sdtPr>
+                      <w:id w:val="100000007"/>
+                      <w14:checkbox>
+                        <w14:checked w14:val="0"/>
+                        <w14:checkedState w14:val="2612" w14:font="MS Gothic"/>
+                        <w14:uncheckedState w14:val="2610" w14:font="MS Gothic"/>
+                      </w14:checkbox>
+                    </w:sdtPr>
+                    <w:sdtEndPr/>
+                    <w:sdtContent>
+                      <w:r>
+                        <w:t>☐</w:t>
+                      </w:r>
+                    </w:sdtContent>
+                  </w:sdt>
+                  <w:r>
+                    <w:t xml:space="preserve"> No</w:t>
                   </w:r>
                 </w:p>
               </w:tc>
@@ -1646,17 +1727,43 @@
                   <w:pPr>
                     <w:spacing w:after="40"/>
                   </w:pPr>
-                  <w:r>
-                    <w:rPr>
-                      <w:rFonts w:ascii="Times New Roman" w:cs="Times New Roman" w:eastAsia="Times New Roman" w:hAnsi="Times New Roman"/>
-                      <w:b w:val="false"/>
-                      <w:bCs w:val="false"/>
-                      <w:i w:val="false"/>
-                      <w:iCs w:val="false"/>
-                      <w:sz w:val="20"/>
-                      <w:szCs w:val="20"/>
-                    </w:rPr>
-                    <w:t xml:space="preserve">☐ Flat     ☐ Riser</w:t>
+                  <w:sdt>
+                    <w:sdtPr>
+                      <w:id w:val="100000004"/>
+                      <w14:checkbox>
+                        <w14:checked w14:val="0"/>
+                        <w14:checkedState w14:val="2612" w14:font="MS Gothic"/>
+                        <w14:uncheckedState w14:val="2610" w14:font="MS Gothic"/>
+                      </w14:checkbox>
+                    </w:sdtPr>
+                    <w:sdtEndPr/>
+                    <w:sdtContent>
+                      <w:r>
+                        <w:t>☐</w:t>
+                      </w:r>
+                    </w:sdtContent>
+                  </w:sdt>
+                  <w:r>
+                    <w:t xml:space="preserve"> Flat     </w:t>
+                  </w:r>
+                  <w:sdt>
+                    <w:sdtPr>
+                      <w:id w:val="100000005"/>
+                      <w14:checkbox>
+                        <w14:checked w14:val="0"/>
+                        <w14:checkedState w14:val="2612" w14:font="MS Gothic"/>
+                        <w14:uncheckedState w14:val="2610" w14:font="MS Gothic"/>
+                      </w14:checkbox>
+                    </w:sdtPr>
+                    <w:sdtEndPr/>
+                    <w:sdtContent>
+                      <w:r>
+                        <w:t>☐</w:t>
+                      </w:r>
+                    </w:sdtContent>
+                  </w:sdt>
+                  <w:r>
+                    <w:t xml:space="preserve"> Riser</w:t>
                   </w:r>
                 </w:p>
               </w:tc>

--- a/Code/BandInfoForm/tools/doc_templates/FSQ Single Band Advance.docx
+++ b/Code/BandInfoForm/tools/doc_templates/FSQ Single Band Advance.docx
@@ -609,6 +609,22 @@
             <w:pPr>
               <w:spacing w:after="20"/>
             </w:pPr>
+            <w:sdt>
+              <w:sdtPr>
+                <w:id w:val="100000000"/>
+                <w14:checkbox>
+                  <w14:checked w14:val="1"/>
+                  <w14:checkedState w14:val="2612" w14:font="MS Gothic"/>
+                  <w14:uncheckedState w14:val="2610" w14:font="MS Gothic"/>
+                </w14:checkbox>
+              </w:sdtPr>
+              <w:sdtEndPr/>
+              <w:sdtContent>
+                <w:r>
+                  <w:t>☒</w:t>
+                </w:r>
+              </w:sdtContent>
+            </w:sdt>
             <w:r>
               <w:rPr>
                 <w:rFonts w:ascii="Times New Roman" w:cs="Times New Roman" w:eastAsia="Times New Roman" w:hAnsi="Times New Roman"/>
@@ -619,13 +635,29 @@
                 <w:sz w:val="20"/>
                 <w:szCs w:val="20"/>
               </w:rPr>
-              <w:t xml:space="preserve">☒ Drink Tickets</w:t>
+              <w:t xml:space="preserve"> Drink Tickets</w:t>
             </w:r>
           </w:p>
           <w:p>
             <w:pPr>
               <w:spacing w:after="60"/>
             </w:pPr>
+            <w:sdt>
+              <w:sdtPr>
+                <w:id w:val="100000001"/>
+                <w14:checkbox>
+                  <w14:checked w14:val="1"/>
+                  <w14:checkedState w14:val="2612" w14:font="MS Gothic"/>
+                  <w14:uncheckedState w14:val="2610" w14:font="MS Gothic"/>
+                </w14:checkbox>
+              </w:sdtPr>
+              <w:sdtEndPr/>
+              <w:sdtContent>
+                <w:r>
+                  <w:t>☒</w:t>
+                </w:r>
+              </w:sdtContent>
+            </w:sdt>
             <w:r>
               <w:rPr>
                 <w:rFonts w:ascii="Times New Roman" w:cs="Times New Roman" w:eastAsia="Times New Roman" w:hAnsi="Times New Roman"/>
@@ -636,7 +668,7 @@
                 <w:sz w:val="20"/>
                 <w:szCs w:val="20"/>
               </w:rPr>
-              <w:t xml:space="preserve">☒ Talking points</w:t>
+              <w:t xml:space="preserve"> Talking points</w:t>
             </w:r>
           </w:p>
           <w:p>
@@ -660,6 +692,22 @@
             <w:pPr>
               <w:spacing w:after="140"/>
             </w:pPr>
+            <w:sdt>
+              <w:sdtPr>
+                <w:id w:val="100000002"/>
+                <w14:checkbox>
+                  <w14:checked w14:val="0"/>
+                  <w14:checkedState w14:val="2612" w14:font="MS Gothic"/>
+                  <w14:uncheckedState w14:val="2610" w14:font="MS Gothic"/>
+                </w14:checkbox>
+              </w:sdtPr>
+              <w:sdtEndPr/>
+              <w:sdtContent>
+                <w:r>
+                  <w:t>☐</w:t>
+                </w:r>
+              </w:sdtContent>
+            </w:sdt>
             <w:r>
               <w:rPr>
                 <w:rFonts w:ascii="Times New Roman" w:cs="Times New Roman" w:eastAsia="Times New Roman" w:hAnsi="Times New Roman"/>
@@ -670,7 +718,7 @@
                 <w:sz w:val="20"/>
                 <w:szCs w:val="20"/>
               </w:rPr>
-              <w:t xml:space="preserve">☐ Dashboard parking permit</w:t>
+              <w:t xml:space="preserve"> Dashboard parking permit</w:t>
             </w:r>
           </w:p>
           <w:p>
@@ -1666,17 +1714,61 @@
                   <w:pPr>
                     <w:spacing w:after="40"/>
                   </w:pPr>
-                  <w:r>
-                    <w:rPr>
-                      <w:rFonts w:ascii="Times New Roman" w:cs="Times New Roman" w:eastAsia="Times New Roman" w:hAnsi="Times New Roman"/>
-                      <w:b w:val="false"/>
-                      <w:bCs w:val="false"/>
-                      <w:i w:val="false"/>
-                      <w:iCs w:val="false"/>
-                      <w:sz w:val="20"/>
-                      <w:szCs w:val="20"/>
-                    </w:rPr>
-                    <w:t xml:space="preserve">☐ Pre-Scheduled     ☐ Live</w:t>
+                  <w:sdt>
+                    <w:sdtPr>
+                      <w:id w:val="100000003"/>
+                      <w14:checkbox>
+                        <w14:checked w14:val="0"/>
+                        <w14:checkedState w14:val="2612" w14:font="MS Gothic"/>
+                        <w14:uncheckedState w14:val="2610" w14:font="MS Gothic"/>
+                      </w14:checkbox>
+                    </w:sdtPr>
+                    <w:sdtEndPr/>
+                    <w:sdtContent>
+                      <w:r>
+                        <w:t>☐</w:t>
+                      </w:r>
+                    </w:sdtContent>
+                  </w:sdt>
+                  <w:r>
+                    <w:rPr>
+                      <w:rFonts w:ascii="Times New Roman" w:cs="Times New Roman" w:eastAsia="Times New Roman" w:hAnsi="Times New Roman"/>
+                      <w:b w:val="false"/>
+                      <w:bCs w:val="false"/>
+                      <w:i w:val="false"/>
+                      <w:iCs w:val="false"/>
+                      <w:sz w:val="20"/>
+                      <w:szCs w:val="20"/>
+                    </w:rPr>
+                    <w:t xml:space="preserve"> Pre-Scheduled     </w:t>
+                  </w:r>
+                  <w:sdt>
+                    <w:sdtPr>
+                      <w:id w:val="100000004"/>
+                      <w14:checkbox>
+                        <w14:checked w14:val="0"/>
+                        <w14:checkedState w14:val="2612" w14:font="MS Gothic"/>
+                        <w14:uncheckedState w14:val="2610" w14:font="MS Gothic"/>
+                      </w14:checkbox>
+                    </w:sdtPr>
+                    <w:sdtEndPr/>
+                    <w:sdtContent>
+                      <w:r>
+                        <w:t>☐</w:t>
+                      </w:r>
+                    </w:sdtContent>
+                  </w:sdt>
+                  <w:r>
+                    <w:rPr>
+                      <w:rFonts w:ascii="Times New Roman" w:cs="Times New Roman" w:eastAsia="Times New Roman" w:hAnsi="Times New Roman"/>
+                      <w:b w:val="false"/>
+                      <w:bCs w:val="false"/>
+                      <w:i w:val="false"/>
+                      <w:iCs w:val="false"/>
+                      <w:sz w:val="20"/>
+                      <w:szCs w:val="20"/>
+                    </w:rPr>
+                    <w:t xml:space="preserve"> Live</w:t>
                   </w:r>
                 </w:p>
               </w:tc>
